--- a/assets/documents/public-offer.docx
+++ b/assets/documents/public-offer.docx
@@ -498,6 +498,18 @@
           <w:color w:val="17181A"/>
         </w:rPr>
         <w:t>о отдельно). Минимальный абонемент — 4 занятия. Оплата вносится не позднее чем за 24 часа до первого занятия абонемента.</w:t>
+      </w:r>
+    </w:p>
+    <w:p>
+      <w:pPr>
+        <w:pStyle w:val="a5"/>
+        <w:rPr>
+          <w:rFonts w:ascii="Segoe UI" w:hAnsi="Segoe UI" w:cs="Segoe UI"/>
+          <w:color w:val="17181A"/>
+        </w:rPr>
+      </w:pPr>
+      <w:r>
+        <w:t xml:space="preserve">2.2.1. Абонемент действует в течение 60 (шестидесяти) календарных дней с даты первого занятия по абонементу, если Стороны письменно не согласовали иной срок. Неиспользованные занятия по истечении срока действия абонемента переносятся только по письменному согласованию Сторон.</w:t>
       </w:r>
     </w:p>
     <w:p>
